--- a/reports/roteiro_video_executivo.docx
+++ b/reports/roteiro_video_executivo.docx
@@ -915,7 +915,7 @@
       <w:tr>
         <w:tc>
           <w:tcPr>
-            <w:shd w:fill="1F4E79"/>
+            <w:shd w:fill="1F4E79" w:color="auto" w:val="clear"/>
             <w:tcMar>
               <w:top w:type="dxa" w:w="55"/>
               <w:left w:type="dxa" w:w="110"/>
@@ -942,7 +942,7 @@
         </w:tc>
         <w:tc>
           <w:tcPr>
-            <w:shd w:fill="1F4E79"/>
+            <w:shd w:fill="1F4E79" w:color="auto" w:val="clear"/>
             <w:tcMar>
               <w:top w:type="dxa" w:w="55"/>
               <w:left w:type="dxa" w:w="110"/>
@@ -969,7 +969,7 @@
         </w:tc>
         <w:tc>
           <w:tcPr>
-            <w:shd w:fill="1F4E79"/>
+            <w:shd w:fill="1F4E79" w:color="auto" w:val="clear"/>
             <w:tcMar>
               <w:top w:type="dxa" w:w="55"/>
               <w:left w:type="dxa" w:w="110"/>
@@ -1708,7 +1708,7 @@
       <w:tr>
         <w:tc>
           <w:tcPr>
-            <w:shd w:fill="1F4E79"/>
+            <w:shd w:fill="1F4E79" w:color="auto" w:val="clear"/>
             <w:tcMar>
               <w:top w:type="dxa" w:w="55"/>
               <w:left w:type="dxa" w:w="110"/>
@@ -1735,7 +1735,7 @@
         </w:tc>
         <w:tc>
           <w:tcPr>
-            <w:shd w:fill="1F4E79"/>
+            <w:shd w:fill="1F4E79" w:color="auto" w:val="clear"/>
             <w:tcMar>
               <w:top w:type="dxa" w:w="55"/>
               <w:left w:type="dxa" w:w="110"/>
